--- a/fra/docx/50.content.docx
+++ b/fra/docx/50.content.docx
@@ -19,7 +19,7 @@
         <w:rPr>
           <w:lang w:val="fr_FR" w:bidi="fr_FR"/>
         </w:rPr>
-        <w:t>Resource: Notes d'étude - Introductions aux livres (Tyndale)</w:t>
+        <w:t>Resource: Tyndale Open Study Notes</w:t>
       </w:r>
       <w:r>
         <w:rPr>
@@ -112,7 +112,7 @@
         <w:rPr>
           <w:lang w:val="fr_FR" w:bidi="fr_FR"/>
         </w:rPr>
-        <w:t>Notes d'étude - Introductions aux livres (Tyndale)</w:t>
+        <w:t>Tyndale Open Study Notes</w:t>
       </w:r>
     </w:p>
     <w:p>

--- a/fra/docx/50.content.docx
+++ b/fra/docx/50.content.docx
@@ -19,7 +19,7 @@
         <w:rPr>
           <w:lang w:val="fr_FR" w:bidi="fr_FR"/>
         </w:rPr>
-        <w:t>Resource: Tyndale Open Study Notes</w:t>
+        <w:t>Resource: Aquifer Open Study Notes (Book Intros)</w:t>
       </w:r>
       <w:r>
         <w:rPr>
@@ -112,7 +112,7 @@
         <w:rPr>
           <w:lang w:val="fr_FR" w:bidi="fr_FR"/>
         </w:rPr>
-        <w:t>Tyndale Open Study Notes</w:t>
+        <w:t>Aquifer Open Study Notes (Book Intros)</w:t>
       </w:r>
     </w:p>
     <w:p>

--- a/fra/docx/50.content.docx
+++ b/fra/docx/50.content.docx
@@ -272,36 +272,24 @@
         </w:rPr>
         <w:t xml:space="preserve">Philippes entend la Bonne Nouvelle du Christ lors du deuxième voyage missionnaire de Paul (vers 50 apr. J.‑C. ; voir </w:t>
       </w:r>
-      <w:hyperlink r:id="rId13">
-        <w:r>
-          <w:rPr>
-            <w:lang w:val="fr_FR" w:bidi="fr_FR"/>
-          </w:rPr>
-          <w:rPr>
-            <w:color w:val="0000EE"/>
-            <w:u w:val="single"/>
-          </w:rPr>
-          <w:t>Ac 16.11–40</w:t>
-        </w:r>
-      </w:hyperlink>
+      <w:r>
+        <w:rPr>
+          <w:lang w:val="fr_FR" w:bidi="fr_FR"/>
+        </w:rPr>
+        <w:t>Ac 16.11–40</w:t>
+      </w:r>
       <w:r>
         <w:rPr>
           <w:lang w:val="fr_FR" w:bidi="fr_FR"/>
         </w:rPr>
         <w:t>). Dès le début, la prédication de Paul fait face à de l'opposition. Pendant son bref séjour là-bas, il est emprisonné puis prié de quitter la ville, mais pas avant qu'un groupe de nouveaux croyants ne se soit constitué (</w:t>
       </w:r>
-      <w:hyperlink r:id="rId14">
-        <w:r>
-          <w:rPr>
-            <w:lang w:val="fr_FR" w:bidi="fr_FR"/>
-          </w:rPr>
-          <w:rPr>
-            <w:color w:val="0000EE"/>
-            <w:u w:val="single"/>
-          </w:rPr>
-          <w:t>Ac 16.35–40</w:t>
-        </w:r>
-      </w:hyperlink>
+      <w:r>
+        <w:rPr>
+          <w:lang w:val="fr_FR" w:bidi="fr_FR"/>
+        </w:rPr>
+        <w:t>Ac 16.35–40</w:t>
+      </w:r>
       <w:r>
         <w:rPr>
           <w:lang w:val="fr_FR" w:bidi="fr_FR"/>
@@ -322,36 +310,24 @@
         </w:rPr>
         <w:t xml:space="preserve">Environ six ans plus tard (vers 56–57 apr. J.‑C.), lors de son troisième voyage missionnaire, Paul visite à nouveau Philippes (voir </w:t>
       </w:r>
-      <w:hyperlink r:id="rId15">
-        <w:r>
-          <w:rPr>
-            <w:lang w:val="fr_FR" w:bidi="fr_FR"/>
-          </w:rPr>
-          <w:rPr>
-            <w:color w:val="0000EE"/>
-            <w:u w:val="single"/>
-          </w:rPr>
-          <w:t>Ac 20.1–6</w:t>
-        </w:r>
-      </w:hyperlink>
+      <w:r>
+        <w:rPr>
+          <w:lang w:val="fr_FR" w:bidi="fr_FR"/>
+        </w:rPr>
+        <w:t>Ac 20.1–6</w:t>
+      </w:r>
       <w:r>
         <w:rPr>
           <w:lang w:val="fr_FR" w:bidi="fr_FR"/>
         </w:rPr>
         <w:t xml:space="preserve">). Il est possible qu'après cette visite, il n'ait jamais revu les chrétiens de Philippes (mais voir </w:t>
       </w:r>
-      <w:hyperlink r:id="rId16">
-        <w:r>
-          <w:rPr>
-            <w:lang w:val="fr_FR" w:bidi="fr_FR"/>
-          </w:rPr>
-          <w:rPr>
-            <w:color w:val="0000EE"/>
-            <w:u w:val="single"/>
-          </w:rPr>
-          <w:t>1Tm 1.3</w:t>
-        </w:r>
-      </w:hyperlink>
+      <w:r>
+        <w:rPr>
+          <w:lang w:val="fr_FR" w:bidi="fr_FR"/>
+        </w:rPr>
+        <w:t>1Tm 1.3</w:t>
+      </w:r>
       <w:r>
         <w:rPr>
           <w:lang w:val="fr_FR" w:bidi="fr_FR"/>
@@ -397,108 +373,72 @@
         </w:rPr>
         <w:t>Après une brève introduction (</w:t>
       </w:r>
-      <w:hyperlink r:id="rId17">
-        <w:r>
-          <w:rPr>
-            <w:lang w:val="fr_FR" w:bidi="fr_FR"/>
-          </w:rPr>
-          <w:rPr>
-            <w:color w:val="0000EE"/>
-            <w:u w:val="single"/>
-          </w:rPr>
-          <w:t>1.1–2</w:t>
-        </w:r>
-      </w:hyperlink>
+      <w:r>
+        <w:rPr>
+          <w:lang w:val="fr_FR" w:bidi="fr_FR"/>
+        </w:rPr>
+        <w:t>1.1–2</w:t>
+      </w:r>
       <w:r>
         <w:rPr>
           <w:lang w:val="fr_FR" w:bidi="fr_FR"/>
         </w:rPr>
         <w:t>), Paul exprime sa gratitude envers Dieu pour les Philippiens et prie pour leur croissance spirituelle (</w:t>
       </w:r>
-      <w:hyperlink r:id="rId18">
-        <w:r>
-          <w:rPr>
-            <w:lang w:val="fr_FR" w:bidi="fr_FR"/>
-          </w:rPr>
-          <w:rPr>
-            <w:color w:val="0000EE"/>
-            <w:u w:val="single"/>
-          </w:rPr>
-          <w:t>1.3–11</w:t>
-        </w:r>
-      </w:hyperlink>
+      <w:r>
+        <w:rPr>
+          <w:lang w:val="fr_FR" w:bidi="fr_FR"/>
+        </w:rPr>
+        <w:t>1.3–11</w:t>
+      </w:r>
       <w:r>
         <w:rPr>
           <w:lang w:val="fr_FR" w:bidi="fr_FR"/>
         </w:rPr>
         <w:t>). Il parle ensuite de sa propre expérience en prison et de la façon dont cela a conduit à la diffusion de la Bonne Nouvelle (</w:t>
       </w:r>
-      <w:hyperlink r:id="rId19">
-        <w:r>
-          <w:rPr>
-            <w:lang w:val="fr_FR" w:bidi="fr_FR"/>
-          </w:rPr>
-          <w:rPr>
-            <w:color w:val="0000EE"/>
-            <w:u w:val="single"/>
-          </w:rPr>
-          <w:t>1.12–19</w:t>
-        </w:r>
-      </w:hyperlink>
+      <w:r>
+        <w:rPr>
+          <w:lang w:val="fr_FR" w:bidi="fr_FR"/>
+        </w:rPr>
+        <w:t>1.12–19</w:t>
+      </w:r>
       <w:r>
         <w:rPr>
           <w:lang w:val="fr_FR" w:bidi="fr_FR"/>
         </w:rPr>
         <w:t>). Le plus grand désir de Paul est de vivre et de mourir pour Christ, quelle que soit sa situation (</w:t>
       </w:r>
-      <w:hyperlink r:id="rId20">
-        <w:r>
-          <w:rPr>
-            <w:lang w:val="fr_FR" w:bidi="fr_FR"/>
-          </w:rPr>
-          <w:rPr>
-            <w:color w:val="0000EE"/>
-            <w:u w:val="single"/>
-          </w:rPr>
-          <w:t>1.20–26</w:t>
-        </w:r>
-      </w:hyperlink>
+      <w:r>
+        <w:rPr>
+          <w:lang w:val="fr_FR" w:bidi="fr_FR"/>
+        </w:rPr>
+        <w:t>1.20–26</w:t>
+      </w:r>
       <w:r>
         <w:rPr>
           <w:lang w:val="fr_FR" w:bidi="fr_FR"/>
         </w:rPr>
         <w:t>). Les Philippiens doivent également être forts dans leur foi alors qu'ils souffrent pour Christ (</w:t>
       </w:r>
-      <w:hyperlink r:id="rId21">
-        <w:r>
-          <w:rPr>
-            <w:lang w:val="fr_FR" w:bidi="fr_FR"/>
-          </w:rPr>
-          <w:rPr>
-            <w:color w:val="0000EE"/>
-            <w:u w:val="single"/>
-          </w:rPr>
-          <w:t>1.27–30</w:t>
-        </w:r>
-      </w:hyperlink>
+      <w:r>
+        <w:rPr>
+          <w:lang w:val="fr_FR" w:bidi="fr_FR"/>
+        </w:rPr>
+        <w:t>1.27–30</w:t>
+      </w:r>
       <w:r>
         <w:rPr>
           <w:lang w:val="fr_FR" w:bidi="fr_FR"/>
         </w:rPr>
         <w:t>). Ils sont exhortés à se soutenir mutuellement, au souvenir de l'exemple de Christ, qui a tout donné en sacrifiant sa vie pour la leur (</w:t>
       </w:r>
-      <w:hyperlink r:id="rId22">
-        <w:r>
-          <w:rPr>
-            <w:lang w:val="fr_FR" w:bidi="fr_FR"/>
-          </w:rPr>
-          <w:rPr>
-            <w:color w:val="0000EE"/>
-            <w:u w:val="single"/>
-          </w:rPr>
-          <w:t>2.1–18</w:t>
-        </w:r>
-      </w:hyperlink>
+      <w:r>
+        <w:rPr>
+          <w:lang w:val="fr_FR" w:bidi="fr_FR"/>
+        </w:rPr>
+        <w:t>2.1–18</w:t>
+      </w:r>
       <w:r>
         <w:rPr>
           <w:lang w:val="fr_FR" w:bidi="fr_FR"/>
@@ -519,18 +459,12 @@
         </w:rPr>
         <w:t>Désireux de savoir comment les Philippiens s'en sortent et de leur dire comment il va, Paul enverra bientôt Épaphrodite et Timothée chez eux, tous deux ayant prouvé leur disposition à souffrir pour Christ (</w:t>
       </w:r>
-      <w:hyperlink r:id="rId23">
-        <w:r>
-          <w:rPr>
-            <w:lang w:val="fr_FR" w:bidi="fr_FR"/>
-          </w:rPr>
-          <w:rPr>
-            <w:color w:val="0000EE"/>
-            <w:u w:val="single"/>
-          </w:rPr>
-          <w:t>2.19–30</w:t>
-        </w:r>
-      </w:hyperlink>
+      <w:r>
+        <w:rPr>
+          <w:lang w:val="fr_FR" w:bidi="fr_FR"/>
+        </w:rPr>
+        <w:t>2.19–30</w:t>
+      </w:r>
       <w:r>
         <w:rPr>
           <w:lang w:val="fr_FR" w:bidi="fr_FR"/>
@@ -551,54 +485,36 @@
         </w:rPr>
         <w:t>Paul avertit ensuite les Philippiens au sujet de la propagande judéo-chrétienne exigeant une pleine conformité à la loi de Moïse (</w:t>
       </w:r>
-      <w:hyperlink r:id="rId24">
-        <w:r>
-          <w:rPr>
-            <w:lang w:val="fr_FR" w:bidi="fr_FR"/>
-          </w:rPr>
-          <w:rPr>
-            <w:color w:val="0000EE"/>
-            <w:u w:val="single"/>
-          </w:rPr>
-          <w:t>3.1–3</w:t>
-        </w:r>
-      </w:hyperlink>
+      <w:r>
+        <w:rPr>
+          <w:lang w:val="fr_FR" w:bidi="fr_FR"/>
+        </w:rPr>
+        <w:t>3.1–3</w:t>
+      </w:r>
       <w:r>
         <w:rPr>
           <w:lang w:val="fr_FR" w:bidi="fr_FR"/>
         </w:rPr>
         <w:t>). Il raconte son mode de vie antérieur, lorsqu'il était obsédé par le respect de la loi. Maintenant, il a pris conscience que la seule chose importante est de connaître Christ, de partager ses souffrances et sa mort, et d'expérimenter la puissance de sa résurrection à la fois maintenant et à l'avenir (</w:t>
       </w:r>
-      <w:hyperlink r:id="rId25">
-        <w:r>
-          <w:rPr>
-            <w:lang w:val="fr_FR" w:bidi="fr_FR"/>
-          </w:rPr>
-          <w:rPr>
-            <w:color w:val="0000EE"/>
-            <w:u w:val="single"/>
-          </w:rPr>
-          <w:t>3.4–11</w:t>
-        </w:r>
-      </w:hyperlink>
+      <w:r>
+        <w:rPr>
+          <w:lang w:val="fr_FR" w:bidi="fr_FR"/>
+        </w:rPr>
+        <w:t>3.4–11</w:t>
+      </w:r>
       <w:r>
         <w:rPr>
           <w:lang w:val="fr_FR" w:bidi="fr_FR"/>
         </w:rPr>
         <w:t>). Tous les croyants doivent s'unir dans la poursuite d'une vie pleine en Christ (</w:t>
       </w:r>
-      <w:hyperlink r:id="rId26">
-        <w:r>
-          <w:rPr>
-            <w:lang w:val="fr_FR" w:bidi="fr_FR"/>
-          </w:rPr>
-          <w:rPr>
-            <w:color w:val="0000EE"/>
-            <w:u w:val="single"/>
-          </w:rPr>
-          <w:t>3.12–4.1</w:t>
-        </w:r>
-      </w:hyperlink>
+      <w:r>
+        <w:rPr>
+          <w:lang w:val="fr_FR" w:bidi="fr_FR"/>
+        </w:rPr>
+        <w:t>3.12–4.1</w:t>
+      </w:r>
       <w:r>
         <w:rPr>
           <w:lang w:val="fr_FR" w:bidi="fr_FR"/>
@@ -619,54 +535,36 @@
         </w:rPr>
         <w:t>En conclusion, Paul encourage les Philippiens à combler leur vie de joie, de prière et de reconnaissance, en tournant leurs pensées vers les merveilleux dons de Dieu, même dans la persécution (</w:t>
       </w:r>
-      <w:hyperlink r:id="rId27">
-        <w:r>
-          <w:rPr>
-            <w:lang w:val="fr_FR" w:bidi="fr_FR"/>
-          </w:rPr>
-          <w:rPr>
-            <w:color w:val="0000EE"/>
-            <w:u w:val="single"/>
-          </w:rPr>
-          <w:t>4.2–9</w:t>
-        </w:r>
-      </w:hyperlink>
+      <w:r>
+        <w:rPr>
+          <w:lang w:val="fr_FR" w:bidi="fr_FR"/>
+        </w:rPr>
+        <w:t>4.2–9</w:t>
+      </w:r>
       <w:r>
         <w:rPr>
           <w:lang w:val="fr_FR" w:bidi="fr_FR"/>
         </w:rPr>
         <w:t>). Il les remercie pour l'argent qu'ils ont envoyé. Il leur témoigne qu'il a appris à être content quelles que soient les circonstances, et sous-entend qu'eux aussi doivent apprendre à vivre d'une telle façon (</w:t>
       </w:r>
-      <w:hyperlink r:id="rId28">
-        <w:r>
-          <w:rPr>
-            <w:lang w:val="fr_FR" w:bidi="fr_FR"/>
-          </w:rPr>
-          <w:rPr>
-            <w:color w:val="0000EE"/>
-            <w:u w:val="single"/>
-          </w:rPr>
-          <w:t>4.1–20</w:t>
-        </w:r>
-      </w:hyperlink>
+      <w:r>
+        <w:rPr>
+          <w:lang w:val="fr_FR" w:bidi="fr_FR"/>
+        </w:rPr>
+        <w:t>4.1–20</w:t>
+      </w:r>
       <w:r>
         <w:rPr>
           <w:lang w:val="fr_FR" w:bidi="fr_FR"/>
         </w:rPr>
         <w:t>). Comme d'habitude, Paul termine sa lettre par des louanges à Dieu, des salutations aux croyants, et une invocation de la grâce du Seigneur (</w:t>
       </w:r>
-      <w:hyperlink r:id="rId29">
-        <w:r>
-          <w:rPr>
-            <w:lang w:val="fr_FR" w:bidi="fr_FR"/>
-          </w:rPr>
-          <w:rPr>
-            <w:color w:val="0000EE"/>
-            <w:u w:val="single"/>
-          </w:rPr>
-          <w:t>4.21–23</w:t>
-        </w:r>
-      </w:hyperlink>
+      <w:r>
+        <w:rPr>
+          <w:lang w:val="fr_FR" w:bidi="fr_FR"/>
+        </w:rPr>
+        <w:t>4.21–23</w:t>
+      </w:r>
       <w:r>
         <w:rPr>
           <w:lang w:val="fr_FR" w:bidi="fr_FR"/>
@@ -722,36 +620,24 @@
         </w:rPr>
         <w:t xml:space="preserve"> (voir </w:t>
       </w:r>
-      <w:hyperlink r:id="rId30">
-        <w:r>
-          <w:rPr>
-            <w:lang w:val="fr_FR" w:bidi="fr_FR"/>
-          </w:rPr>
-          <w:rPr>
-            <w:color w:val="0000EE"/>
-            <w:u w:val="single"/>
-          </w:rPr>
-          <w:t>Ac 19.23–20.1</w:t>
-        </w:r>
-      </w:hyperlink>
+      <w:r>
+        <w:rPr>
+          <w:lang w:val="fr_FR" w:bidi="fr_FR"/>
+        </w:rPr>
+        <w:t>Ac 19.23–20.1</w:t>
+      </w:r>
       <w:r>
         <w:rPr>
           <w:lang w:val="fr_FR" w:bidi="fr_FR"/>
         </w:rPr>
         <w:t xml:space="preserve"> ; </w:t>
       </w:r>
-      <w:hyperlink r:id="rId31">
-        <w:r>
-          <w:rPr>
-            <w:lang w:val="fr_FR" w:bidi="fr_FR"/>
-          </w:rPr>
-          <w:rPr>
-            <w:color w:val="0000EE"/>
-            <w:u w:val="single"/>
-          </w:rPr>
-          <w:t>2Co 11.23–28</w:t>
-        </w:r>
-      </w:hyperlink>
+      <w:r>
+        <w:rPr>
+          <w:lang w:val="fr_FR" w:bidi="fr_FR"/>
+        </w:rPr>
+        <w:t>2Co 11.23–28</w:t>
+      </w:r>
       <w:r>
         <w:rPr>
           <w:lang w:val="fr_FR" w:bidi="fr_FR"/>
@@ -783,36 +669,24 @@
         </w:rPr>
         <w:t xml:space="preserve">Dans le but d'expliquer les soudains changements de contenu et de ton dans l'écriture (voir surtout </w:t>
       </w:r>
-      <w:hyperlink r:id="rId32">
-        <w:r>
-          <w:rPr>
-            <w:lang w:val="fr_FR" w:bidi="fr_FR"/>
-          </w:rPr>
-          <w:rPr>
-            <w:color w:val="0000EE"/>
-            <w:u w:val="single"/>
-          </w:rPr>
-          <w:t>3.2–4.3</w:t>
-        </w:r>
-      </w:hyperlink>
+      <w:r>
+        <w:rPr>
+          <w:lang w:val="fr_FR" w:bidi="fr_FR"/>
+        </w:rPr>
+        <w:t>3.2–4.3</w:t>
+      </w:r>
       <w:r>
         <w:rPr>
           <w:lang w:val="fr_FR" w:bidi="fr_FR"/>
         </w:rPr>
         <w:t xml:space="preserve"> et </w:t>
       </w:r>
-      <w:hyperlink r:id="rId33">
-        <w:r>
-          <w:rPr>
-            <w:lang w:val="fr_FR" w:bidi="fr_FR"/>
-          </w:rPr>
-          <w:rPr>
-            <w:color w:val="0000EE"/>
-            <w:u w:val="single"/>
-          </w:rPr>
-          <w:t>4.10–20</w:t>
-        </w:r>
-      </w:hyperlink>
+      <w:r>
+        <w:rPr>
+          <w:lang w:val="fr_FR" w:bidi="fr_FR"/>
+        </w:rPr>
+        <w:t>4.10–20</w:t>
+      </w:r>
       <w:r>
         <w:rPr>
           <w:lang w:val="fr_FR" w:bidi="fr_FR"/>
@@ -858,36 +732,24 @@
         </w:rPr>
         <w:t xml:space="preserve">Bien que Paul soit en prison, il n'en a pas honte, et il se réjouit que cela ait permis une plus grande diffusion de la Bonne Nouvelle. Il désire montrer de l'audace pour Christ, quelles que soient les conséquences, car il sait qu'il est appelé à vivre pour Christ et reçoit comme un privilège de souffrir pour Christ (voir </w:t>
       </w:r>
-      <w:hyperlink r:id="rId34">
-        <w:r>
-          <w:rPr>
-            <w:lang w:val="fr_FR" w:bidi="fr_FR"/>
-          </w:rPr>
-          <w:rPr>
-            <w:color w:val="0000EE"/>
-            <w:u w:val="single"/>
-          </w:rPr>
-          <w:t>1.12–26</w:t>
-        </w:r>
-      </w:hyperlink>
+      <w:r>
+        <w:rPr>
+          <w:lang w:val="fr_FR" w:bidi="fr_FR"/>
+        </w:rPr>
+        <w:t>1.12–26</w:t>
+      </w:r>
       <w:r>
         <w:rPr>
           <w:lang w:val="fr_FR" w:bidi="fr_FR"/>
         </w:rPr>
         <w:t>). Même en prison, Paul peut dire que son désir le plus profond est d'être complètement rempli de la vie de Christ. Paul est prêt à partager la souffrance et la mort de Christ, et il est impatient de vivre pleinement la puissance de la résurrection de Christ. Quoi qu'il arrive, il sera un jour ressuscité des morts, comme Christ (</w:t>
       </w:r>
-      <w:hyperlink r:id="rId35">
-        <w:r>
-          <w:rPr>
-            <w:lang w:val="fr_FR" w:bidi="fr_FR"/>
-          </w:rPr>
-          <w:rPr>
-            <w:color w:val="0000EE"/>
-            <w:u w:val="single"/>
-          </w:rPr>
-          <w:t>3.7–14</w:t>
-        </w:r>
-      </w:hyperlink>
+      <w:r>
+        <w:rPr>
+          <w:lang w:val="fr_FR" w:bidi="fr_FR"/>
+        </w:rPr>
+        <w:t>3.7–14</w:t>
+      </w:r>
       <w:r>
         <w:rPr>
           <w:lang w:val="fr_FR" w:bidi="fr_FR"/>
@@ -906,18 +768,12 @@
         </w:rPr>
         <w:t xml:space="preserve"> (</w:t>
       </w:r>
-      <w:hyperlink r:id="rId36">
-        <w:r>
-          <w:rPr>
-            <w:lang w:val="fr_FR" w:bidi="fr_FR"/>
-          </w:rPr>
-          <w:rPr>
-            <w:color w:val="0000EE"/>
-            <w:u w:val="single"/>
-          </w:rPr>
-          <w:t>4.11–13</w:t>
-        </w:r>
-      </w:hyperlink>
+      <w:r>
+        <w:rPr>
+          <w:lang w:val="fr_FR" w:bidi="fr_FR"/>
+        </w:rPr>
+        <w:t>4.11–13</w:t>
+      </w:r>
       <w:r>
         <w:rPr>
           <w:lang w:val="fr_FR" w:bidi="fr_FR"/>
@@ -938,18 +794,12 @@
         </w:rPr>
         <w:t xml:space="preserve">Paul exhorte les Philippiens à être remplis de joie dans le Seigneur alors qu'ils font face à l'opposition. Ils ne doivent s'inquiéter de rien, mais prier pour tous leurs besoins avec un cœur plein de gratitude envers Dieu. Ainsi, ils pourront expérimenter la paix profonde de Dieu (voir </w:t>
       </w:r>
-      <w:hyperlink r:id="rId37">
-        <w:r>
-          <w:rPr>
-            <w:lang w:val="fr_FR" w:bidi="fr_FR"/>
-          </w:rPr>
-          <w:rPr>
-            <w:color w:val="0000EE"/>
-            <w:u w:val="single"/>
-          </w:rPr>
-          <w:t>4.4–9</w:t>
-        </w:r>
-      </w:hyperlink>
+      <w:r>
+        <w:rPr>
+          <w:lang w:val="fr_FR" w:bidi="fr_FR"/>
+        </w:rPr>
+        <w:t>4.4–9</w:t>
+      </w:r>
       <w:r>
         <w:rPr>
           <w:lang w:val="fr_FR" w:bidi="fr_FR"/>
